--- a/K Sreelatha PyDAasg1 Summary.docx
+++ b/K Sreelatha PyDAasg1 Summary.docx
@@ -254,9 +254,8 @@
           <w:shd w:val="clear" w:color="auto" w:fill="FFFFFF"/>
           <w:lang w:val="en-US"/>
         </w:rPr>
-        <w:t xml:space="preserve">    </w:t>
-      </w:r>
-      <w:proofErr w:type="gramStart"/>
+        <w:t xml:space="preserve">      </w:t>
+      </w:r>
       <w:r>
         <w:rPr>
           <w:rFonts w:ascii="Cambria" w:eastAsia="Noto Serif Telugu" w:hAnsi="Cambria" w:cs="Cambria"/>
@@ -266,9 +265,8 @@
           <w:sz w:val="36"/>
           <w:szCs w:val="36"/>
           <w:shd w:val="clear" w:color="auto" w:fill="FFFFFF"/>
-          <w:lang w:val="en-US"/>
-        </w:rPr>
-        <w:t xml:space="preserve">  </w:t>
+        </w:rPr>
+        <w:t xml:space="preserve">:  </w:t>
       </w:r>
       <w:r>
         <w:rPr>
@@ -280,9 +278,8 @@
           <w:szCs w:val="36"/>
           <w:shd w:val="clear" w:color="auto" w:fill="FFFFFF"/>
         </w:rPr>
-        <w:t>:</w:t>
-      </w:r>
-      <w:proofErr w:type="gramEnd"/>
+        <w:t>25</w:t>
+      </w:r>
       <w:r>
         <w:rPr>
           <w:rFonts w:ascii="Cambria" w:eastAsia="Noto Serif Telugu" w:hAnsi="Cambria" w:cs="Cambria"/>
@@ -293,7 +290,7 @@
           <w:szCs w:val="36"/>
           <w:shd w:val="clear" w:color="auto" w:fill="FFFFFF"/>
         </w:rPr>
-        <w:t xml:space="preserve">  - </w:t>
+        <w:t xml:space="preserve">- </w:t>
       </w:r>
       <w:r>
         <w:rPr>
@@ -404,9 +401,8 @@
           <w:szCs w:val="36"/>
           <w:shd w:val="clear" w:color="auto" w:fill="FFFFFF"/>
         </w:rPr>
-        <w:t xml:space="preserve">    </w:t>
-      </w:r>
-      <w:proofErr w:type="gramStart"/>
+        <w:t xml:space="preserve">      </w:t>
+      </w:r>
       <w:r>
         <w:rPr>
           <w:rFonts w:ascii="Cambria" w:eastAsia="Noto Serif Telugu" w:hAnsi="Cambria" w:cs="Cambria"/>
@@ -416,35 +412,9 @@
           <w:sz w:val="36"/>
           <w:szCs w:val="36"/>
           <w:shd w:val="clear" w:color="auto" w:fill="FFFFFF"/>
-        </w:rPr>
-        <w:t xml:space="preserve">  </w:t>
-      </w:r>
-      <w:r>
-        <w:rPr>
-          <w:rFonts w:ascii="Cambria" w:eastAsia="Noto Serif Telugu" w:hAnsi="Cambria" w:cs="Cambria"/>
-          <w:b/>
-          <w:bCs/>
-          <w:color w:val="212121"/>
-          <w:sz w:val="36"/>
-          <w:szCs w:val="36"/>
-          <w:shd w:val="clear" w:color="auto" w:fill="FFFFFF"/>
-          <w:lang w:val="en-IN"/>
-        </w:rPr>
-        <w:t>:</w:t>
-      </w:r>
-      <w:proofErr w:type="gramEnd"/>
-      <w:r>
-        <w:rPr>
-          <w:rFonts w:ascii="Cambria" w:eastAsia="Noto Serif Telugu" w:hAnsi="Cambria" w:cs="Cambria"/>
-          <w:b/>
-          <w:bCs/>
-          <w:color w:val="212121"/>
-          <w:sz w:val="36"/>
-          <w:szCs w:val="36"/>
-          <w:shd w:val="clear" w:color="auto" w:fill="FFFFFF"/>
-          <w:lang w:val="en-IN"/>
-        </w:rPr>
-        <w:t xml:space="preserve">  </w:t>
+          <w:lang w:val="en-IN"/>
+        </w:rPr>
+        <w:t xml:space="preserve">:  </w:t>
       </w:r>
       <w:r>
         <w:rPr>
@@ -540,7 +510,6 @@
           <w:lang w:val="en-IN"/>
         </w:rPr>
       </w:pPr>
-      <w:proofErr w:type="spellStart"/>
       <w:r>
         <w:rPr>
           <w:rFonts w:ascii="Georgia" w:eastAsia="Noto Serif Telugu" w:hAnsi="Georgia" w:cs="Cambria"/>
@@ -553,22 +522,7 @@
           <w:shd w:val="clear" w:color="auto" w:fill="FFFFFF"/>
           <w:lang w:val="en-IN"/>
         </w:rPr>
-        <w:t>Numpy</w:t>
-      </w:r>
-      <w:proofErr w:type="spellEnd"/>
-      <w:r>
-        <w:rPr>
-          <w:rFonts w:ascii="Georgia" w:eastAsia="Noto Serif Telugu" w:hAnsi="Georgia" w:cs="Cambria"/>
-          <w:b/>
-          <w:bCs/>
-          <w:color w:val="212121"/>
-          <w:sz w:val="36"/>
-          <w:szCs w:val="36"/>
-          <w:highlight w:val="cyan"/>
-          <w:shd w:val="clear" w:color="auto" w:fill="FFFFFF"/>
-          <w:lang w:val="en-IN"/>
-        </w:rPr>
-        <w:t xml:space="preserve"> Array Operations</w:t>
+        <w:t>Numpy Array Operations</w:t>
       </w:r>
     </w:p>
     <w:p>
@@ -2627,7 +2581,6 @@
         </w:rPr>
         <w:t xml:space="preserve">● Use the </w:t>
       </w:r>
-      <w:proofErr w:type="spellStart"/>
       <w:r>
         <w:rPr>
           <w:rFonts w:ascii="Times New Roman" w:eastAsiaTheme="minorHAnsi" w:hAnsi="Times New Roman" w:cs="Times New Roman"/>
@@ -2637,9 +2590,45 @@
           <w:lang w:val="en-IN" w:eastAsia="en-US"/>
           <w14:ligatures w14:val="standardContextual"/>
         </w:rPr>
-        <w:t>loc</w:t>
-      </w:r>
-      <w:proofErr w:type="spellEnd"/>
+        <w:t xml:space="preserve">loc </w:t>
+      </w:r>
+      <w:r>
+        <w:rPr>
+          <w:rFonts w:ascii="Times New Roman" w:eastAsiaTheme="minorHAnsi" w:hAnsi="Times New Roman" w:cs="Times New Roman"/>
+          <w:color w:val="000000"/>
+          <w:sz w:val="28"/>
+          <w:szCs w:val="28"/>
+          <w:lang w:val="en-IN" w:eastAsia="en-US"/>
+          <w14:ligatures w14:val="standardContextual"/>
+        </w:rPr>
+        <w:t xml:space="preserve">accessor to retrieve the marks of the top 3 ranks by specifying their index labels. </w:t>
+      </w:r>
+    </w:p>
+    <w:p>
+      <w:pPr>
+        <w:autoSpaceDE w:val="0"/>
+        <w:autoSpaceDN w:val="0"/>
+        <w:adjustRightInd w:val="0"/>
+        <w:rPr>
+          <w:rFonts w:ascii="Times New Roman" w:eastAsiaTheme="minorHAnsi" w:hAnsi="Times New Roman" w:cs="Times New Roman"/>
+          <w:color w:val="000000"/>
+          <w:sz w:val="28"/>
+          <w:szCs w:val="28"/>
+          <w:lang w:val="en-IN" w:eastAsia="en-US"/>
+          <w14:ligatures w14:val="standardContextual"/>
+        </w:rPr>
+      </w:pPr>
+      <w:r>
+        <w:rPr>
+          <w:rFonts w:ascii="Times New Roman" w:eastAsiaTheme="minorHAnsi" w:hAnsi="Times New Roman" w:cs="Times New Roman"/>
+          <w:color w:val="000000"/>
+          <w:sz w:val="28"/>
+          <w:szCs w:val="28"/>
+          <w:lang w:val="en-IN" w:eastAsia="en-US"/>
+          <w14:ligatures w14:val="standardContextual"/>
+        </w:rPr>
+        <w:t xml:space="preserve">● Use the </w:t>
+      </w:r>
       <w:r>
         <w:rPr>
           <w:rFonts w:ascii="Times New Roman" w:eastAsiaTheme="minorHAnsi" w:hAnsi="Times New Roman" w:cs="Times New Roman"/>
@@ -2649,68 +2638,7 @@
           <w:lang w:val="en-IN" w:eastAsia="en-US"/>
           <w14:ligatures w14:val="standardContextual"/>
         </w:rPr>
-        <w:t xml:space="preserve"> </w:t>
-      </w:r>
-      <w:r>
-        <w:rPr>
-          <w:rFonts w:ascii="Times New Roman" w:eastAsiaTheme="minorHAnsi" w:hAnsi="Times New Roman" w:cs="Times New Roman"/>
-          <w:color w:val="000000"/>
-          <w:sz w:val="28"/>
-          <w:szCs w:val="28"/>
-          <w:lang w:val="en-IN" w:eastAsia="en-US"/>
-          <w14:ligatures w14:val="standardContextual"/>
-        </w:rPr>
-        <w:t xml:space="preserve">accessor to retrieve the marks of the top 3 ranks by specifying their index labels. </w:t>
-      </w:r>
-    </w:p>
-    <w:p>
-      <w:pPr>
-        <w:autoSpaceDE w:val="0"/>
-        <w:autoSpaceDN w:val="0"/>
-        <w:adjustRightInd w:val="0"/>
-        <w:rPr>
-          <w:rFonts w:ascii="Times New Roman" w:eastAsiaTheme="minorHAnsi" w:hAnsi="Times New Roman" w:cs="Times New Roman"/>
-          <w:color w:val="000000"/>
-          <w:sz w:val="28"/>
-          <w:szCs w:val="28"/>
-          <w:lang w:val="en-IN" w:eastAsia="en-US"/>
-          <w14:ligatures w14:val="standardContextual"/>
-        </w:rPr>
-      </w:pPr>
-      <w:r>
-        <w:rPr>
-          <w:rFonts w:ascii="Times New Roman" w:eastAsiaTheme="minorHAnsi" w:hAnsi="Times New Roman" w:cs="Times New Roman"/>
-          <w:color w:val="000000"/>
-          <w:sz w:val="28"/>
-          <w:szCs w:val="28"/>
-          <w:lang w:val="en-IN" w:eastAsia="en-US"/>
-          <w14:ligatures w14:val="standardContextual"/>
-        </w:rPr>
-        <w:t xml:space="preserve">● Use the </w:t>
-      </w:r>
-      <w:proofErr w:type="spellStart"/>
-      <w:r>
-        <w:rPr>
-          <w:rFonts w:ascii="Times New Roman" w:eastAsiaTheme="minorHAnsi" w:hAnsi="Times New Roman" w:cs="Times New Roman"/>
-          <w:color w:val="178037"/>
-          <w:sz w:val="28"/>
-          <w:szCs w:val="28"/>
-          <w:lang w:val="en-IN" w:eastAsia="en-US"/>
-          <w14:ligatures w14:val="standardContextual"/>
-        </w:rPr>
-        <w:t>iloc</w:t>
-      </w:r>
-      <w:proofErr w:type="spellEnd"/>
-      <w:r>
-        <w:rPr>
-          <w:rFonts w:ascii="Times New Roman" w:eastAsiaTheme="minorHAnsi" w:hAnsi="Times New Roman" w:cs="Times New Roman"/>
-          <w:color w:val="178037"/>
-          <w:sz w:val="28"/>
-          <w:szCs w:val="28"/>
-          <w:lang w:val="en-IN" w:eastAsia="en-US"/>
-          <w14:ligatures w14:val="standardContextual"/>
-        </w:rPr>
-        <w:t xml:space="preserve"> </w:t>
+        <w:t xml:space="preserve">iloc </w:t>
       </w:r>
       <w:r>
         <w:rPr>
@@ -2747,31 +2675,7 @@
           <w:lang w:val="en-IN" w:eastAsia="en-US"/>
           <w14:ligatures w14:val="standardContextual"/>
         </w:rPr>
-        <w:t xml:space="preserve">● Apply a </w:t>
-      </w:r>
-      <w:proofErr w:type="spellStart"/>
-      <w:r>
-        <w:rPr>
-          <w:rFonts w:ascii="Times New Roman" w:eastAsiaTheme="minorHAnsi" w:hAnsi="Times New Roman" w:cs="Times New Roman"/>
-          <w:color w:val="000000"/>
-          <w:sz w:val="28"/>
-          <w:szCs w:val="28"/>
-          <w:lang w:val="en-IN" w:eastAsia="en-US"/>
-          <w14:ligatures w14:val="standardContextual"/>
-        </w:rPr>
-        <w:t>boolean</w:t>
-      </w:r>
-      <w:proofErr w:type="spellEnd"/>
-      <w:r>
-        <w:rPr>
-          <w:rFonts w:ascii="Times New Roman" w:eastAsiaTheme="minorHAnsi" w:hAnsi="Times New Roman" w:cs="Times New Roman"/>
-          <w:color w:val="000000"/>
-          <w:sz w:val="28"/>
-          <w:szCs w:val="28"/>
-          <w:lang w:val="en-IN" w:eastAsia="en-US"/>
-          <w14:ligatures w14:val="standardContextual"/>
-        </w:rPr>
-        <w:t xml:space="preserve"> mask to filter the Series and retrieve the ranks where the marks are greater than </w:t>
+        <w:t xml:space="preserve">● Apply a boolean mask to filter the Series and retrieve the ranks where the marks are greater than </w:t>
       </w:r>
       <w:r>
         <w:rPr>
@@ -4001,24 +3905,8 @@
           <w:lang w:val="en-IN"/>
         </w:rPr>
         <w:lastRenderedPageBreak/>
-        <w:t xml:space="preserve">Pandas </w:t>
-      </w:r>
-      <w:proofErr w:type="spellStart"/>
-      <w:r>
-        <w:rPr>
-          <w:rFonts w:ascii="Georgia" w:eastAsia="Noto Serif Telugu" w:hAnsi="Georgia" w:cs="Cambria"/>
-          <w:b/>
-          <w:bCs/>
-          <w:color w:val="212121"/>
-          <w:sz w:val="36"/>
-          <w:szCs w:val="36"/>
-          <w:highlight w:val="cyan"/>
-          <w:shd w:val="clear" w:color="auto" w:fill="FFFFFF"/>
-          <w:lang w:val="en-IN"/>
-        </w:rPr>
-        <w:t>DataFrame</w:t>
-      </w:r>
-      <w:proofErr w:type="spellEnd"/>
+        <w:t>Pandas DataFrame</w:t>
+      </w:r>
     </w:p>
     <w:p>
       <w:pPr>
@@ -4062,23 +3950,8 @@
           <w:shd w:val="clear" w:color="auto" w:fill="FFFFFF"/>
           <w:lang w:val="en-IN"/>
         </w:rPr>
-        <w:t xml:space="preserve">1. Creating Pandas </w:t>
-      </w:r>
-      <w:proofErr w:type="spellStart"/>
-      <w:r>
-        <w:rPr>
-          <w:rFonts w:ascii="Times New Roman" w:eastAsia="Noto Serif Telugu" w:hAnsi="Times New Roman" w:cs="Times New Roman"/>
-          <w:b/>
-          <w:bCs/>
-          <w:color w:val="212121"/>
-          <w:sz w:val="36"/>
-          <w:szCs w:val="36"/>
-          <w:shd w:val="clear" w:color="auto" w:fill="FFFFFF"/>
-          <w:lang w:val="en-IN"/>
-        </w:rPr>
-        <w:t>DataFrame</w:t>
-      </w:r>
-      <w:proofErr w:type="spellEnd"/>
+        <w:t>1. Creating Pandas DataFrame</w:t>
+      </w:r>
     </w:p>
     <w:p>
       <w:pPr>
@@ -4119,6 +3992,7 @@
           <w:rFonts w:ascii="Georgia" w:eastAsia="Noto Serif Telugu" w:hAnsi="Georgia" w:cs="Cambria"/>
           <w:b/>
           <w:bCs/>
+          <w:noProof/>
           <w:color w:val="212121"/>
           <w:sz w:val="36"/>
           <w:szCs w:val="36"/>
@@ -4350,37 +4224,7 @@
           <w14:ligatures w14:val="standardContextual"/>
         </w:rPr>
         <w:lastRenderedPageBreak/>
-        <w:t xml:space="preserve">Display the transactions </w:t>
-      </w:r>
-      <w:proofErr w:type="spellStart"/>
-      <w:r>
-        <w:rPr>
-          <w:rFonts w:ascii="Times New Roman" w:eastAsiaTheme="minorHAnsi" w:hAnsi="Times New Roman" w:cs="Times New Roman"/>
-          <w:b/>
-          <w:bCs/>
-          <w:color w:val="000000"/>
-          <w:sz w:val="28"/>
-          <w:szCs w:val="28"/>
-          <w:u w:val="single"/>
-          <w:lang w:val="en-IN" w:eastAsia="en-US"/>
-          <w14:ligatures w14:val="standardContextual"/>
-        </w:rPr>
-        <w:t>DataFrame</w:t>
-      </w:r>
-      <w:proofErr w:type="spellEnd"/>
-      <w:r>
-        <w:rPr>
-          <w:rFonts w:ascii="Times New Roman" w:eastAsiaTheme="minorHAnsi" w:hAnsi="Times New Roman" w:cs="Times New Roman"/>
-          <w:b/>
-          <w:bCs/>
-          <w:color w:val="000000"/>
-          <w:sz w:val="28"/>
-          <w:szCs w:val="28"/>
-          <w:u w:val="single"/>
-          <w:lang w:val="en-IN" w:eastAsia="en-US"/>
-          <w14:ligatures w14:val="standardContextual"/>
-        </w:rPr>
-        <w:t xml:space="preserve"> and its basic information, including head, tail, shape, column names, and data types. </w:t>
+        <w:t xml:space="preserve">Display the transactions DataFrame and its basic information, including head, tail, shape, column names, and data types. </w:t>
       </w:r>
     </w:p>
     <w:p>
@@ -4423,6 +4267,7 @@
           <w:rFonts w:ascii="Georgia" w:eastAsia="Noto Serif Telugu" w:hAnsi="Georgia" w:cs="Cambria"/>
           <w:b/>
           <w:bCs/>
+          <w:noProof/>
           <w:color w:val="212121"/>
           <w:sz w:val="36"/>
           <w:szCs w:val="36"/>
@@ -4524,6 +4369,7 @@
           <w:rFonts w:ascii="Georgia" w:eastAsia="Noto Serif Telugu" w:hAnsi="Georgia" w:cs="Cambria"/>
           <w:b/>
           <w:bCs/>
+          <w:noProof/>
           <w:color w:val="212121"/>
           <w:sz w:val="36"/>
           <w:szCs w:val="36"/>
@@ -4807,37 +4653,7 @@
           <w14:ligatures w14:val="standardContextual"/>
         </w:rPr>
         <w:lastRenderedPageBreak/>
-        <w:t>Display only the '</w:t>
-      </w:r>
-      <w:proofErr w:type="spellStart"/>
-      <w:r>
-        <w:rPr>
-          <w:rFonts w:ascii="Times New Roman" w:eastAsiaTheme="minorHAnsi" w:hAnsi="Times New Roman" w:cs="Times New Roman"/>
-          <w:b/>
-          <w:bCs/>
-          <w:color w:val="000000"/>
-          <w:sz w:val="28"/>
-          <w:szCs w:val="28"/>
-          <w:u w:val="single"/>
-          <w:lang w:val="en-IN" w:eastAsia="en-US"/>
-          <w14:ligatures w14:val="standardContextual"/>
-        </w:rPr>
-        <w:t>ProductCategory</w:t>
-      </w:r>
-      <w:proofErr w:type="spellEnd"/>
-      <w:r>
-        <w:rPr>
-          <w:rFonts w:ascii="Times New Roman" w:eastAsiaTheme="minorHAnsi" w:hAnsi="Times New Roman" w:cs="Times New Roman"/>
-          <w:b/>
-          <w:bCs/>
-          <w:color w:val="000000"/>
-          <w:sz w:val="28"/>
-          <w:szCs w:val="28"/>
-          <w:u w:val="single"/>
-          <w:lang w:val="en-IN" w:eastAsia="en-US"/>
-          <w14:ligatures w14:val="standardContextual"/>
-        </w:rPr>
-        <w:t xml:space="preserve">' and 'Amount' columns </w:t>
+        <w:t xml:space="preserve">Display only the 'ProductCategory' and 'Amount' columns </w:t>
       </w:r>
     </w:p>
     <w:p>
@@ -4880,6 +4696,7 @@
           <w:rFonts w:ascii="Georgia" w:eastAsia="Noto Serif Telugu" w:hAnsi="Georgia" w:cs="Cambria"/>
           <w:b/>
           <w:bCs/>
+          <w:noProof/>
           <w:color w:val="212121"/>
           <w:sz w:val="36"/>
           <w:szCs w:val="36"/>
@@ -5112,97 +4929,7 @@
           <w14:ligatures w14:val="standardContextual"/>
         </w:rPr>
         <w:lastRenderedPageBreak/>
-        <w:t xml:space="preserve">Retrieve the last 3 columns of the </w:t>
-      </w:r>
-      <w:proofErr w:type="spellStart"/>
-      <w:r>
-        <w:rPr>
-          <w:rFonts w:ascii="Times New Roman" w:eastAsiaTheme="minorHAnsi" w:hAnsi="Times New Roman" w:cs="Times New Roman"/>
-          <w:b/>
-          <w:bCs/>
-          <w:color w:val="000000"/>
-          <w:sz w:val="28"/>
-          <w:szCs w:val="28"/>
-          <w:u w:val="single"/>
-          <w:lang w:val="en-IN" w:eastAsia="en-US"/>
-          <w14:ligatures w14:val="standardContextual"/>
-        </w:rPr>
-        <w:t>DataFrame</w:t>
-      </w:r>
-      <w:proofErr w:type="spellEnd"/>
-      <w:r>
-        <w:rPr>
-          <w:rFonts w:ascii="Times New Roman" w:eastAsiaTheme="minorHAnsi" w:hAnsi="Times New Roman" w:cs="Times New Roman"/>
-          <w:b/>
-          <w:bCs/>
-          <w:color w:val="000000"/>
-          <w:sz w:val="28"/>
-          <w:szCs w:val="28"/>
-          <w:u w:val="single"/>
-          <w:lang w:val="en-IN" w:eastAsia="en-US"/>
-          <w14:ligatures w14:val="standardContextual"/>
-        </w:rPr>
-        <w:t xml:space="preserve"> using </w:t>
-      </w:r>
-      <w:proofErr w:type="spellStart"/>
-      <w:r>
-        <w:rPr>
-          <w:rFonts w:ascii="Times New Roman" w:eastAsiaTheme="minorHAnsi" w:hAnsi="Times New Roman" w:cs="Times New Roman"/>
-          <w:b/>
-          <w:bCs/>
-          <w:color w:val="000000"/>
-          <w:sz w:val="28"/>
-          <w:szCs w:val="28"/>
-          <w:u w:val="single"/>
-          <w:lang w:val="en-IN" w:eastAsia="en-US"/>
-          <w14:ligatures w14:val="standardContextual"/>
-        </w:rPr>
-        <w:t>iloc</w:t>
-      </w:r>
-      <w:proofErr w:type="spellEnd"/>
-      <w:r>
-        <w:rPr>
-          <w:rFonts w:ascii="Times New Roman" w:eastAsiaTheme="minorHAnsi" w:hAnsi="Times New Roman" w:cs="Times New Roman"/>
-          <w:b/>
-          <w:bCs/>
-          <w:color w:val="000000"/>
-          <w:sz w:val="28"/>
-          <w:szCs w:val="28"/>
-          <w:u w:val="single"/>
-          <w:lang w:val="en-IN" w:eastAsia="en-US"/>
-          <w14:ligatures w14:val="standardContextual"/>
-        </w:rPr>
-        <w:t xml:space="preserve"> or </w:t>
-      </w:r>
-      <w:proofErr w:type="spellStart"/>
-      <w:r>
-        <w:rPr>
-          <w:rFonts w:ascii="Times New Roman" w:eastAsiaTheme="minorHAnsi" w:hAnsi="Times New Roman" w:cs="Times New Roman"/>
-          <w:b/>
-          <w:bCs/>
-          <w:color w:val="000000"/>
-          <w:sz w:val="28"/>
-          <w:szCs w:val="28"/>
-          <w:u w:val="single"/>
-          <w:lang w:val="en-IN" w:eastAsia="en-US"/>
-          <w14:ligatures w14:val="standardContextual"/>
-        </w:rPr>
-        <w:t>loc</w:t>
-      </w:r>
-      <w:proofErr w:type="spellEnd"/>
-      <w:r>
-        <w:rPr>
-          <w:rFonts w:ascii="Times New Roman" w:eastAsiaTheme="minorHAnsi" w:hAnsi="Times New Roman" w:cs="Times New Roman"/>
-          <w:b/>
-          <w:bCs/>
-          <w:color w:val="000000"/>
-          <w:sz w:val="28"/>
-          <w:szCs w:val="28"/>
-          <w:u w:val="single"/>
-          <w:lang w:val="en-IN" w:eastAsia="en-US"/>
-          <w14:ligatures w14:val="standardContextual"/>
-        </w:rPr>
-        <w:t xml:space="preserve"> </w:t>
+        <w:t xml:space="preserve">Retrieve the last 3 columns of the DataFrame using iloc or loc </w:t>
       </w:r>
     </w:p>
     <w:p>
@@ -5245,6 +4972,7 @@
           <w:rFonts w:ascii="Georgia" w:eastAsia="Noto Serif Telugu" w:hAnsi="Georgia" w:cs="Cambria"/>
           <w:b/>
           <w:bCs/>
+          <w:noProof/>
           <w:color w:val="212121"/>
           <w:sz w:val="36"/>
           <w:szCs w:val="36"/>
@@ -5385,6 +5113,7 @@
           <w:rFonts w:ascii="Georgia" w:eastAsia="Noto Serif Telugu" w:hAnsi="Georgia" w:cs="Cambria"/>
           <w:b/>
           <w:bCs/>
+          <w:noProof/>
           <w:color w:val="212121"/>
           <w:sz w:val="36"/>
           <w:szCs w:val="36"/>
@@ -5476,37 +5205,7 @@
           <w14:ligatures w14:val="standardContextual"/>
         </w:rPr>
         <w:lastRenderedPageBreak/>
-        <w:t>Find the value counts for the '</w:t>
-      </w:r>
-      <w:proofErr w:type="spellStart"/>
-      <w:r>
-        <w:rPr>
-          <w:rFonts w:ascii="Times New Roman" w:eastAsiaTheme="minorHAnsi" w:hAnsi="Times New Roman" w:cs="Times New Roman"/>
-          <w:b/>
-          <w:bCs/>
-          <w:color w:val="000000"/>
-          <w:sz w:val="28"/>
-          <w:szCs w:val="28"/>
-          <w:u w:val="single"/>
-          <w:lang w:val="en-IN" w:eastAsia="en-US"/>
-          <w14:ligatures w14:val="standardContextual"/>
-        </w:rPr>
-        <w:t>ProductCategory</w:t>
-      </w:r>
-      <w:proofErr w:type="spellEnd"/>
-      <w:r>
-        <w:rPr>
-          <w:rFonts w:ascii="Times New Roman" w:eastAsiaTheme="minorHAnsi" w:hAnsi="Times New Roman" w:cs="Times New Roman"/>
-          <w:b/>
-          <w:bCs/>
-          <w:color w:val="000000"/>
-          <w:sz w:val="28"/>
-          <w:szCs w:val="28"/>
-          <w:u w:val="single"/>
-          <w:lang w:val="en-IN" w:eastAsia="en-US"/>
-          <w14:ligatures w14:val="standardContextual"/>
-        </w:rPr>
-        <w:t>' column</w:t>
+        <w:t>Find the value counts for the 'ProductCategory' column</w:t>
       </w:r>
     </w:p>
     <w:p>
@@ -5549,6 +5248,7 @@
           <w:rFonts w:ascii="Georgia" w:eastAsia="Noto Serif Telugu" w:hAnsi="Georgia" w:cs="Cambria"/>
           <w:b/>
           <w:bCs/>
+          <w:noProof/>
           <w:color w:val="212121"/>
           <w:sz w:val="36"/>
           <w:szCs w:val="36"/>
@@ -5678,6 +5378,7 @@
           <w:rFonts w:ascii="Times New Roman" w:eastAsiaTheme="minorHAnsi" w:hAnsi="Times New Roman" w:cs="Times New Roman"/>
           <w:b/>
           <w:bCs/>
+          <w:noProof/>
           <w:color w:val="000000"/>
           <w:sz w:val="28"/>
           <w:szCs w:val="28"/>
@@ -5827,6 +5528,7 @@
           <w:rFonts w:ascii="Times New Roman" w:eastAsiaTheme="minorHAnsi" w:hAnsi="Times New Roman" w:cs="Times New Roman"/>
           <w:b/>
           <w:bCs/>
+          <w:noProof/>
           <w:color w:val="000000"/>
           <w:sz w:val="28"/>
           <w:szCs w:val="28"/>
@@ -5907,6 +5609,7 @@
           <w:rFonts w:ascii="Times New Roman" w:eastAsiaTheme="minorHAnsi" w:hAnsi="Times New Roman" w:cs="Times New Roman"/>
           <w:b/>
           <w:bCs/>
+          <w:noProof/>
           <w:color w:val="000000"/>
           <w:sz w:val="28"/>
           <w:szCs w:val="28"/>
@@ -5979,35 +5682,7 @@
           <w:lang w:val="en-IN"/>
         </w:rPr>
         <w:lastRenderedPageBreak/>
-        <w:t xml:space="preserve">3. Manipulating the </w:t>
-      </w:r>
-      <w:proofErr w:type="spellStart"/>
-      <w:r>
-        <w:rPr>
-          <w:rFonts w:ascii="Times New Roman" w:eastAsia="Noto Serif Telugu" w:hAnsi="Times New Roman" w:cs="Times New Roman"/>
-          <w:b/>
-          <w:bCs/>
-          <w:color w:val="212121"/>
-          <w:sz w:val="36"/>
-          <w:szCs w:val="36"/>
-          <w:shd w:val="clear" w:color="auto" w:fill="FFFFFF"/>
-          <w:lang w:val="en-IN"/>
-        </w:rPr>
-        <w:t>DataFrame</w:t>
-      </w:r>
-      <w:proofErr w:type="spellEnd"/>
-      <w:r>
-        <w:rPr>
-          <w:rFonts w:ascii="Times New Roman" w:eastAsia="Noto Serif Telugu" w:hAnsi="Times New Roman" w:cs="Times New Roman"/>
-          <w:b/>
-          <w:bCs/>
-          <w:color w:val="212121"/>
-          <w:sz w:val="36"/>
-          <w:szCs w:val="36"/>
-          <w:shd w:val="clear" w:color="auto" w:fill="FFFFFF"/>
-          <w:lang w:val="en-IN"/>
-        </w:rPr>
-        <w:t>:</w:t>
+        <w:t>3. Manipulating the DataFrame:</w:t>
       </w:r>
     </w:p>
     <w:p>
@@ -6053,79 +5728,50 @@
           <w:lang w:val="en-IN" w:eastAsia="en-US"/>
           <w14:ligatures w14:val="standardContextual"/>
         </w:rPr>
-        <w:t xml:space="preserve">Modify the 'Amount' for the transaction with </w:t>
-      </w:r>
-      <w:proofErr w:type="spellStart"/>
-      <w:r>
-        <w:rPr>
-          <w:rFonts w:ascii="Times New Roman" w:eastAsiaTheme="minorHAnsi" w:hAnsi="Times New Roman" w:cs="Times New Roman"/>
-          <w:b/>
-          <w:bCs/>
-          <w:color w:val="000000"/>
-          <w:sz w:val="28"/>
-          <w:szCs w:val="28"/>
-          <w:u w:val="single"/>
-          <w:lang w:val="en-IN" w:eastAsia="en-US"/>
-          <w14:ligatures w14:val="standardContextual"/>
-        </w:rPr>
-        <w:t>TransactionID</w:t>
-      </w:r>
-      <w:proofErr w:type="spellEnd"/>
-      <w:r>
-        <w:rPr>
-          <w:rFonts w:ascii="Times New Roman" w:eastAsiaTheme="minorHAnsi" w:hAnsi="Times New Roman" w:cs="Times New Roman"/>
-          <w:b/>
-          <w:bCs/>
-          <w:color w:val="000000"/>
-          <w:sz w:val="28"/>
-          <w:szCs w:val="28"/>
-          <w:u w:val="single"/>
-          <w:lang w:val="en-IN" w:eastAsia="en-US"/>
-          <w14:ligatures w14:val="standardContextual"/>
-        </w:rPr>
-        <w:t xml:space="preserve"> 102 to 165 </w:t>
-      </w:r>
-    </w:p>
-    <w:p>
-      <w:pPr>
-        <w:autoSpaceDE w:val="0"/>
-        <w:autoSpaceDN w:val="0"/>
-        <w:adjustRightInd w:val="0"/>
-        <w:rPr>
-          <w:rFonts w:ascii="Times New Roman" w:eastAsiaTheme="minorHAnsi" w:hAnsi="Times New Roman" w:cs="Times New Roman"/>
-          <w:b/>
-          <w:bCs/>
-          <w:color w:val="000000"/>
-          <w:sz w:val="28"/>
-          <w:szCs w:val="28"/>
-          <w:u w:val="single"/>
-          <w:lang w:val="en-IN" w:eastAsia="en-US"/>
-          <w14:ligatures w14:val="standardContextual"/>
-        </w:rPr>
-      </w:pPr>
-    </w:p>
-    <w:p>
-      <w:pPr>
-        <w:autoSpaceDE w:val="0"/>
-        <w:autoSpaceDN w:val="0"/>
-        <w:adjustRightInd w:val="0"/>
-        <w:rPr>
-          <w:rFonts w:ascii="Times New Roman" w:eastAsiaTheme="minorHAnsi" w:hAnsi="Times New Roman" w:cs="Times New Roman"/>
-          <w:b/>
-          <w:bCs/>
-          <w:color w:val="000000"/>
-          <w:sz w:val="28"/>
-          <w:szCs w:val="28"/>
-          <w:u w:val="single"/>
-          <w:lang w:val="en-IN" w:eastAsia="en-US"/>
-          <w14:ligatures w14:val="standardContextual"/>
-        </w:rPr>
-      </w:pPr>
-      <w:r>
-        <w:rPr>
-          <w:rFonts w:ascii="Times New Roman" w:eastAsiaTheme="minorHAnsi" w:hAnsi="Times New Roman" w:cs="Times New Roman"/>
-          <w:b/>
-          <w:bCs/>
+        <w:t xml:space="preserve">Modify the 'Amount' for the transaction with TransactionID 102 to 165 </w:t>
+      </w:r>
+    </w:p>
+    <w:p>
+      <w:pPr>
+        <w:autoSpaceDE w:val="0"/>
+        <w:autoSpaceDN w:val="0"/>
+        <w:adjustRightInd w:val="0"/>
+        <w:rPr>
+          <w:rFonts w:ascii="Times New Roman" w:eastAsiaTheme="minorHAnsi" w:hAnsi="Times New Roman" w:cs="Times New Roman"/>
+          <w:b/>
+          <w:bCs/>
+          <w:color w:val="000000"/>
+          <w:sz w:val="28"/>
+          <w:szCs w:val="28"/>
+          <w:u w:val="single"/>
+          <w:lang w:val="en-IN" w:eastAsia="en-US"/>
+          <w14:ligatures w14:val="standardContextual"/>
+        </w:rPr>
+      </w:pPr>
+    </w:p>
+    <w:p>
+      <w:pPr>
+        <w:autoSpaceDE w:val="0"/>
+        <w:autoSpaceDN w:val="0"/>
+        <w:adjustRightInd w:val="0"/>
+        <w:rPr>
+          <w:rFonts w:ascii="Times New Roman" w:eastAsiaTheme="minorHAnsi" w:hAnsi="Times New Roman" w:cs="Times New Roman"/>
+          <w:b/>
+          <w:bCs/>
+          <w:color w:val="000000"/>
+          <w:sz w:val="28"/>
+          <w:szCs w:val="28"/>
+          <w:u w:val="single"/>
+          <w:lang w:val="en-IN" w:eastAsia="en-US"/>
+          <w14:ligatures w14:val="standardContextual"/>
+        </w:rPr>
+      </w:pPr>
+      <w:r>
+        <w:rPr>
+          <w:rFonts w:ascii="Times New Roman" w:eastAsiaTheme="minorHAnsi" w:hAnsi="Times New Roman" w:cs="Times New Roman"/>
+          <w:b/>
+          <w:bCs/>
+          <w:noProof/>
           <w:color w:val="000000"/>
           <w:sz w:val="28"/>
           <w:szCs w:val="28"/>
@@ -6513,6 +6159,7 @@
           <w:rFonts w:ascii="Times New Roman" w:eastAsiaTheme="minorHAnsi" w:hAnsi="Times New Roman" w:cs="Times New Roman"/>
           <w:b/>
           <w:bCs/>
+          <w:noProof/>
           <w:color w:val="000000"/>
           <w:sz w:val="28"/>
           <w:szCs w:val="28"/>
@@ -6908,37 +6555,7 @@
           <w14:ligatures w14:val="standardContextual"/>
         </w:rPr>
         <w:lastRenderedPageBreak/>
-        <w:t xml:space="preserve">Remove the row with </w:t>
-      </w:r>
-      <w:proofErr w:type="spellStart"/>
-      <w:r>
-        <w:rPr>
-          <w:rFonts w:ascii="Times New Roman" w:eastAsiaTheme="minorHAnsi" w:hAnsi="Times New Roman" w:cs="Times New Roman"/>
-          <w:b/>
-          <w:bCs/>
-          <w:color w:val="000000"/>
-          <w:sz w:val="28"/>
-          <w:szCs w:val="28"/>
-          <w:u w:val="single"/>
-          <w:lang w:val="en-IN" w:eastAsia="en-US"/>
-          <w14:ligatures w14:val="standardContextual"/>
-        </w:rPr>
-        <w:t>TransactionID</w:t>
-      </w:r>
-      <w:proofErr w:type="spellEnd"/>
-      <w:r>
-        <w:rPr>
-          <w:rFonts w:ascii="Times New Roman" w:eastAsiaTheme="minorHAnsi" w:hAnsi="Times New Roman" w:cs="Times New Roman"/>
-          <w:b/>
-          <w:bCs/>
-          <w:color w:val="000000"/>
-          <w:sz w:val="28"/>
-          <w:szCs w:val="28"/>
-          <w:u w:val="single"/>
-          <w:lang w:val="en-IN" w:eastAsia="en-US"/>
-          <w14:ligatures w14:val="standardContextual"/>
-        </w:rPr>
-        <w:t xml:space="preserve"> 109. </w:t>
+        <w:t xml:space="preserve">Remove the row with TransactionID 109. </w:t>
       </w:r>
     </w:p>
     <w:p>
@@ -6981,6 +6598,7 @@
           <w:rFonts w:ascii="Georgia" w:eastAsia="Noto Serif Telugu" w:hAnsi="Georgia" w:cs="Cambria"/>
           <w:b/>
           <w:bCs/>
+          <w:noProof/>
           <w:color w:val="212121"/>
           <w:sz w:val="36"/>
           <w:szCs w:val="36"/>
@@ -7379,37 +6997,7 @@
           <w14:ligatures w14:val="standardContextual"/>
         </w:rPr>
         <w:lastRenderedPageBreak/>
-        <w:t xml:space="preserve">Delete the 'Discount' column from the </w:t>
-      </w:r>
-      <w:proofErr w:type="spellStart"/>
-      <w:r>
-        <w:rPr>
-          <w:rFonts w:ascii="Times New Roman" w:eastAsiaTheme="minorHAnsi" w:hAnsi="Times New Roman" w:cs="Times New Roman"/>
-          <w:b/>
-          <w:bCs/>
-          <w:color w:val="000000"/>
-          <w:sz w:val="28"/>
-          <w:szCs w:val="28"/>
-          <w:u w:val="single"/>
-          <w:lang w:val="en-IN" w:eastAsia="en-US"/>
-          <w14:ligatures w14:val="standardContextual"/>
-        </w:rPr>
-        <w:t>DataFrame</w:t>
-      </w:r>
-      <w:proofErr w:type="spellEnd"/>
-      <w:r>
-        <w:rPr>
-          <w:rFonts w:ascii="Times New Roman" w:eastAsiaTheme="minorHAnsi" w:hAnsi="Times New Roman" w:cs="Times New Roman"/>
-          <w:b/>
-          <w:bCs/>
-          <w:color w:val="000000"/>
-          <w:sz w:val="28"/>
-          <w:szCs w:val="28"/>
-          <w:u w:val="single"/>
-          <w:lang w:val="en-IN" w:eastAsia="en-US"/>
-          <w14:ligatures w14:val="standardContextual"/>
-        </w:rPr>
-        <w:t xml:space="preserve"> </w:t>
+        <w:t xml:space="preserve">Delete the 'Discount' column from the DataFrame </w:t>
       </w:r>
     </w:p>
     <w:p>
@@ -7452,6 +7040,7 @@
           <w:rFonts w:ascii="Georgia" w:eastAsia="Noto Serif Telugu" w:hAnsi="Georgia" w:cs="Cambria"/>
           <w:b/>
           <w:bCs/>
+          <w:noProof/>
           <w:color w:val="212121"/>
           <w:sz w:val="36"/>
           <w:szCs w:val="36"/>
